--- a/m6_markdowns/M6_G18_260601_LIVE.docx
+++ b/m6_markdowns/M6_G18_260601_LIVE.docx
@@ -6416,7 +6416,7 @@
     </w:p>
     <w:bookmarkEnd w:id="36"/>
     <w:bookmarkEnd w:id="37"/>
-    <w:bookmarkStart w:id="41" w:name="plano-de-financiamento"/>
+    <w:bookmarkStart w:id="42" w:name="plano-de-financiamento"/>
     <w:p>
       <w:pPr>
         <w:pStyle w:val="Heading1"/>
@@ -7269,7 +7269,7 @@
       </w:r>
     </w:p>
     <w:bookmarkEnd w:id="38"/>
-    <w:bookmarkStart w:id="39" w:name="capitais-próprios"/>
+    <w:bookmarkStart w:id="40" w:name="capitais-próprios"/>
     <w:p>
       <w:pPr>
         <w:pStyle w:val="Heading2"/>
@@ -7595,6 +7595,860 @@
         <w:t xml:space="preserve">, crescente à medida que a dívida é amortizada e o peso do capital próprio aumenta, penalizando os fluxos mais tardios (ver Cap. 9).</w:t>
       </w:r>
     </w:p>
+    <w:bookmarkStart w:id="39" w:name="X4306b9fb78c114a0684e836c5922aa7f25874d1"/>
+    <w:p>
+      <w:pPr>
+        <w:pStyle w:val="Heading3"/>
+      </w:pPr>
+      <w:r>
+        <w:t xml:space="preserve">6.2.1. Glossário de nomenclaturas (notação internacional ↔ PI/ISCA-UA)</w:t>
+      </w:r>
+    </w:p>
+    <w:p>
+      <w:pPr>
+        <w:pStyle w:val="FirstParagraph"/>
+      </w:pPr>
+      <w:r>
+        <w:t xml:space="preserve">O relatório adota a</w:t>
+      </w:r>
+      <w:r>
+        <w:t xml:space="preserve"> </w:t>
+      </w:r>
+      <w:r>
+        <w:rPr>
+          <w:b/>
+          <w:bCs/>
+        </w:rPr>
+        <w:t xml:space="preserve">notação internacional de finanças empresariais</w:t>
+      </w:r>
+      <w:r>
+        <w:t xml:space="preserve"> </w:t>
+      </w:r>
+      <w:r>
+        <w:t xml:space="preserve">(Damodaran;</w:t>
+      </w:r>
+      <w:r>
+        <w:t xml:space="preserve"> </w:t>
+      </w:r>
+      <w:r>
+        <w:rPr>
+          <w:i/>
+          <w:iCs/>
+        </w:rPr>
+        <w:t xml:space="preserve">corporate finance</w:t>
+      </w:r>
+      <w:r>
+        <w:t xml:space="preserve">), por ser a convenção dos instrumentos de cálculo e da literatura de referência. A tabela seguinte estabelece a equivalência com a</w:t>
+      </w:r>
+      <w:r>
+        <w:t xml:space="preserve"> </w:t>
+      </w:r>
+      <w:r>
+        <w:rPr>
+          <w:b/>
+          <w:bCs/>
+        </w:rPr>
+        <w:t xml:space="preserve">nomenclatura dos conteúdos de Projetos de Investimento (PI) da ISCA-UA</w:t>
+      </w:r>
+      <w:r>
+        <w:t xml:space="preserve">, para leitura sem ambiguidade.</w:t>
+      </w:r>
+    </w:p>
+    <w:tbl>
+      <w:tblPr>
+        <w:tblStyle w:val="Table"/>
+        <w:tblW w:type="pct" w:w="5000"/>
+        <w:tblLayout w:type="fixed"/>
+        <w:tblLook w:firstRow="1" w:lastRow="0" w:firstColumn="0" w:lastColumn="0" w:noHBand="0" w:noVBand="0" w:val="0020"/>
+      </w:tblPr>
+      <w:tblGrid>
+        <w:gridCol w:w="2640"/>
+        <w:gridCol w:w="2640"/>
+        <w:gridCol w:w="2640"/>
+      </w:tblGrid>
+      <w:tr>
+        <w:trPr>
+          <w:tblHeader w:val="on"/>
+        </w:trPr>
+        <w:tc>
+          <w:tcPr/>
+          <w:p>
+            <w:pPr>
+              <w:pStyle w:val="Compact"/>
+            </w:pPr>
+            <w:r>
+              <w:t xml:space="preserve">Notação no relatório</w:t>
+            </w:r>
+          </w:p>
+        </w:tc>
+        <w:tc>
+          <w:tcPr/>
+          <w:p>
+            <w:pPr>
+              <w:pStyle w:val="Compact"/>
+            </w:pPr>
+            <w:r>
+              <w:t xml:space="preserve">Designação</w:t>
+            </w:r>
+          </w:p>
+        </w:tc>
+        <w:tc>
+          <w:tcPr/>
+          <w:p>
+            <w:pPr>
+              <w:pStyle w:val="Compact"/>
+            </w:pPr>
+            <w:r>
+              <w:t xml:space="preserve">Equivalente nos conteúdos de PI</w:t>
+            </w:r>
+          </w:p>
+        </w:tc>
+      </w:tr>
+      <w:tr>
+        <w:tc>
+          <w:tcPr/>
+          <w:p>
+            <w:pPr>
+              <w:pStyle w:val="Compact"/>
+            </w:pPr>
+            <w:r>
+              <w:rPr>
+                <w:b/>
+                <w:bCs/>
+              </w:rPr>
+              <w:t xml:space="preserve">WACC</w:t>
+            </w:r>
+          </w:p>
+        </w:tc>
+        <w:tc>
+          <w:tcPr/>
+          <w:p>
+            <w:pPr>
+              <w:pStyle w:val="Compact"/>
+            </w:pPr>
+            <w:r>
+              <w:t xml:space="preserve">Custo médio ponderado do capital</w:t>
+            </w:r>
+          </w:p>
+        </w:tc>
+        <w:tc>
+          <w:tcPr/>
+          <w:p>
+            <w:pPr>
+              <w:pStyle w:val="Compact"/>
+            </w:pPr>
+            <w:r>
+              <w:rPr>
+                <w:b/>
+                <w:bCs/>
+              </w:rPr>
+              <w:t xml:space="preserve">CMPC</w:t>
+            </w:r>
+          </w:p>
+        </w:tc>
+      </w:tr>
+      <w:tr>
+        <w:tc>
+          <w:tcPr/>
+          <w:p>
+            <w:pPr>
+              <w:pStyle w:val="Compact"/>
+            </w:pPr>
+            <w:r>
+              <w:rPr>
+                <w:b/>
+                <w:bCs/>
+              </w:rPr>
+              <w:t xml:space="preserve">Ke</w:t>
+            </w:r>
+          </w:p>
+        </w:tc>
+        <w:tc>
+          <w:tcPr/>
+          <w:p>
+            <w:pPr>
+              <w:pStyle w:val="Compact"/>
+            </w:pPr>
+            <w:r>
+              <w:t xml:space="preserve">Custo do capital próprio</w:t>
+            </w:r>
+          </w:p>
+        </w:tc>
+        <w:tc>
+          <w:tcPr/>
+          <w:p>
+            <w:pPr>
+              <w:pStyle w:val="Compact"/>
+            </w:pPr>
+            <w:r>
+              <w:rPr>
+                <w:b/>
+                <w:bCs/>
+              </w:rPr>
+              <w:t xml:space="preserve">rCP</w:t>
+            </w:r>
+          </w:p>
+        </w:tc>
+      </w:tr>
+      <w:tr>
+        <w:tc>
+          <w:tcPr/>
+          <w:p>
+            <w:pPr>
+              <w:pStyle w:val="Compact"/>
+            </w:pPr>
+            <w:r>
+              <w:rPr>
+                <w:b/>
+                <w:bCs/>
+              </w:rPr>
+              <w:t xml:space="preserve">Kd</w:t>
+            </w:r>
+          </w:p>
+        </w:tc>
+        <w:tc>
+          <w:tcPr/>
+          <w:p>
+            <w:pPr>
+              <w:pStyle w:val="Compact"/>
+            </w:pPr>
+            <w:r>
+              <w:t xml:space="preserve">Custo do capital alheio (dívida)</w:t>
+            </w:r>
+          </w:p>
+        </w:tc>
+        <w:tc>
+          <w:tcPr/>
+          <w:p>
+            <w:pPr>
+              <w:pStyle w:val="Compact"/>
+            </w:pPr>
+            <w:r>
+              <w:rPr>
+                <w:b/>
+                <w:bCs/>
+              </w:rPr>
+              <w:t xml:space="preserve">rCA</w:t>
+            </w:r>
+          </w:p>
+        </w:tc>
+      </w:tr>
+      <w:tr>
+        <w:tc>
+          <w:tcPr/>
+          <w:p>
+            <w:pPr>
+              <w:pStyle w:val="Compact"/>
+            </w:pPr>
+            <w:r>
+              <w:rPr>
+                <w:b/>
+                <w:bCs/>
+              </w:rPr>
+              <w:t xml:space="preserve">Ku</w:t>
+            </w:r>
+          </w:p>
+        </w:tc>
+        <w:tc>
+          <w:tcPr/>
+          <w:p>
+            <w:pPr>
+              <w:pStyle w:val="Compact"/>
+            </w:pPr>
+            <w:r>
+              <w:t xml:space="preserve">Custo do capital</w:t>
+            </w:r>
+            <w:r>
+              <w:t xml:space="preserve"> </w:t>
+            </w:r>
+            <w:r>
+              <w:rPr>
+                <w:b/>
+                <w:bCs/>
+              </w:rPr>
+              <w:t xml:space="preserve">desalavancado</w:t>
+            </w:r>
+            <w:r>
+              <w:t xml:space="preserve"> </w:t>
+            </w:r>
+            <w:r>
+              <w:t xml:space="preserve">(só risco do negócio)</w:t>
+            </w:r>
+          </w:p>
+        </w:tc>
+        <w:tc>
+          <w:tcPr/>
+          <w:p>
+            <w:pPr>
+              <w:pStyle w:val="Compact"/>
+            </w:pPr>
+            <w:r>
+              <w:t xml:space="preserve">rCP do projeto</w:t>
+            </w:r>
+            <w:r>
+              <w:t xml:space="preserve"> </w:t>
+            </w:r>
+            <w:r>
+              <w:rPr>
+                <w:i/>
+                <w:iCs/>
+              </w:rPr>
+              <w:t xml:space="preserve">unlevered</w:t>
+            </w:r>
+            <w:r>
+              <w:t xml:space="preserve"> </w:t>
+            </w:r>
+            <w:r>
+              <w:t xml:space="preserve">(rCP sem efeito da dívida)</w:t>
+            </w:r>
+          </w:p>
+        </w:tc>
+      </w:tr>
+      <w:tr>
+        <w:tc>
+          <w:tcPr/>
+          <w:p>
+            <w:pPr>
+              <w:pStyle w:val="Compact"/>
+            </w:pPr>
+            <w:r>
+              <w:rPr>
+                <w:b/>
+                <w:bCs/>
+              </w:rPr>
+              <w:t xml:space="preserve">FCFF</w:t>
+            </w:r>
+          </w:p>
+        </w:tc>
+        <w:tc>
+          <w:tcPr/>
+          <w:p>
+            <w:pPr>
+              <w:pStyle w:val="Compact"/>
+            </w:pPr>
+            <w:r>
+              <w:rPr>
+                <w:i/>
+                <w:iCs/>
+              </w:rPr>
+              <w:t xml:space="preserve">Free Cash Flow to Firm</w:t>
+            </w:r>
+            <w:r>
+              <w:t xml:space="preserve"> </w:t>
+            </w:r>
+            <w:r>
+              <w:t xml:space="preserve">— fluxo livre da empresa (</w:t>
+            </w:r>
+            <w:r>
+              <w:rPr>
+                <w:i/>
+                <w:iCs/>
+              </w:rPr>
+              <w:t xml:space="preserve">unlevered</w:t>
+            </w:r>
+            <w:r>
+              <w:t xml:space="preserve">)</w:t>
+            </w:r>
+          </w:p>
+        </w:tc>
+        <w:tc>
+          <w:tcPr/>
+          <w:p>
+            <w:pPr>
+              <w:pStyle w:val="Compact"/>
+            </w:pPr>
+            <w:r>
+              <w:rPr>
+                <w:b/>
+                <w:bCs/>
+              </w:rPr>
+              <w:t xml:space="preserve">FCF</w:t>
+            </w:r>
+            <w:r>
+              <w:t xml:space="preserve"> </w:t>
+            </w:r>
+            <w:r>
+              <w:t xml:space="preserve">/ cash-flow líquido do projeto (sem juros)</w:t>
+            </w:r>
+          </w:p>
+        </w:tc>
+      </w:tr>
+      <w:tr>
+        <w:tc>
+          <w:tcPr/>
+          <w:p>
+            <w:pPr>
+              <w:pStyle w:val="Compact"/>
+            </w:pPr>
+            <w:r>
+              <w:rPr>
+                <w:b/>
+                <w:bCs/>
+              </w:rPr>
+              <w:t xml:space="preserve">FCFE</w:t>
+            </w:r>
+          </w:p>
+        </w:tc>
+        <w:tc>
+          <w:tcPr/>
+          <w:p>
+            <w:pPr>
+              <w:pStyle w:val="Compact"/>
+            </w:pPr>
+            <w:r>
+              <w:rPr>
+                <w:i/>
+                <w:iCs/>
+              </w:rPr>
+              <w:t xml:space="preserve">Free Cash Flow to Equity</w:t>
+            </w:r>
+            <w:r>
+              <w:t xml:space="preserve"> </w:t>
+            </w:r>
+            <w:r>
+              <w:t xml:space="preserve">(</w:t>
+            </w:r>
+            <w:r>
+              <w:rPr>
+                <w:i/>
+                <w:iCs/>
+              </w:rPr>
+              <w:t xml:space="preserve">levered</w:t>
+            </w:r>
+            <w:r>
+              <w:t xml:space="preserve">)</w:t>
+            </w:r>
+          </w:p>
+        </w:tc>
+        <w:tc>
+          <w:tcPr/>
+          <w:p>
+            <w:pPr>
+              <w:pStyle w:val="Compact"/>
+            </w:pPr>
+            <w:r>
+              <w:t xml:space="preserve">Cash-flow do acionista</w:t>
+            </w:r>
+          </w:p>
+        </w:tc>
+      </w:tr>
+      <w:tr>
+        <w:tc>
+          <w:tcPr/>
+          <w:p>
+            <w:pPr>
+              <w:pStyle w:val="Compact"/>
+            </w:pPr>
+            <w:r>
+              <w:rPr>
+                <w:b/>
+                <w:bCs/>
+              </w:rPr>
+              <w:t xml:space="preserve">NOPAT</w:t>
+            </w:r>
+          </w:p>
+        </w:tc>
+        <w:tc>
+          <w:tcPr/>
+          <w:p>
+            <w:pPr>
+              <w:pStyle w:val="Compact"/>
+            </w:pPr>
+            <w:r>
+              <w:t xml:space="preserve">Resultado operacional após imposto</w:t>
+            </w:r>
+          </w:p>
+        </w:tc>
+        <w:tc>
+          <w:tcPr/>
+          <w:p>
+            <w:pPr>
+              <w:pStyle w:val="Compact"/>
+            </w:pPr>
+            <w:r>
+              <w:t xml:space="preserve">RO × (1 − T)</w:t>
+            </w:r>
+          </w:p>
+        </w:tc>
+      </w:tr>
+      <w:tr>
+        <w:tc>
+          <w:tcPr/>
+          <w:p>
+            <w:pPr>
+              <w:pStyle w:val="Compact"/>
+            </w:pPr>
+            <w:r>
+              <w:rPr>
+                <w:b/>
+                <w:bCs/>
+              </w:rPr>
+              <w:t xml:space="preserve">APV / VALA</w:t>
+            </w:r>
+          </w:p>
+        </w:tc>
+        <w:tc>
+          <w:tcPr/>
+          <w:p>
+            <w:pPr>
+              <w:pStyle w:val="Compact"/>
+            </w:pPr>
+            <w:r>
+              <w:t xml:space="preserve">Valor Atual Líquido Ajustado (Myers, 1974)</w:t>
+            </w:r>
+          </w:p>
+        </w:tc>
+        <w:tc>
+          <w:tcPr/>
+          <w:p>
+            <w:pPr>
+              <w:pStyle w:val="Compact"/>
+            </w:pPr>
+            <w:r>
+              <w:rPr>
+                <w:b/>
+                <w:bCs/>
+              </w:rPr>
+              <w:t xml:space="preserve">VALA</w:t>
+            </w:r>
+          </w:p>
+        </w:tc>
+      </w:tr>
+      <w:tr>
+        <w:tc>
+          <w:tcPr/>
+          <w:p>
+            <w:pPr>
+              <w:pStyle w:val="Compact"/>
+            </w:pPr>
+            <w:r>
+              <w:rPr>
+                <w:b/>
+                <w:bCs/>
+              </w:rPr>
+              <w:t xml:space="preserve">Valor terminal</w:t>
+            </w:r>
+          </w:p>
+        </w:tc>
+        <w:tc>
+          <w:tcPr/>
+          <w:p>
+            <w:pPr>
+              <w:pStyle w:val="Compact"/>
+            </w:pPr>
+            <w:r>
+              <w:t xml:space="preserve">Valor dos ativos no fim do horizonte</w:t>
+            </w:r>
+          </w:p>
+        </w:tc>
+        <w:tc>
+          <w:tcPr/>
+          <w:p>
+            <w:pPr>
+              <w:pStyle w:val="Compact"/>
+            </w:pPr>
+            <w:r>
+              <w:rPr>
+                <w:b/>
+                <w:bCs/>
+              </w:rPr>
+              <w:t xml:space="preserve">Valor residual</w:t>
+            </w:r>
+            <w:r>
+              <w:t xml:space="preserve"> </w:t>
+            </w:r>
+            <w:r>
+              <w:t xml:space="preserve">(VR = VRANC + VRFM)</w:t>
+            </w:r>
+          </w:p>
+        </w:tc>
+      </w:tr>
+      <w:tr>
+        <w:tc>
+          <w:tcPr/>
+          <w:p>
+            <w:pPr>
+              <w:pStyle w:val="Compact"/>
+            </w:pPr>
+            <w:r>
+              <w:rPr>
+                <w:b/>
+                <w:bCs/>
+              </w:rPr>
+              <w:t xml:space="preserve">β_u / βL</w:t>
+            </w:r>
+          </w:p>
+        </w:tc>
+        <w:tc>
+          <w:tcPr/>
+          <w:p>
+            <w:pPr>
+              <w:pStyle w:val="Compact"/>
+            </w:pPr>
+            <w:r>
+              <w:t xml:space="preserve">Beta desalavancado / realavancado</w:t>
+            </w:r>
+          </w:p>
+        </w:tc>
+        <w:tc>
+          <w:tcPr/>
+          <w:p>
+            <w:pPr>
+              <w:pStyle w:val="Compact"/>
+            </w:pPr>
+            <w:r>
+              <w:t xml:space="preserve">β não alavancado / β alavancado</w:t>
+            </w:r>
+          </w:p>
+        </w:tc>
+      </w:tr>
+      <w:tr>
+        <w:tc>
+          <w:tcPr/>
+          <w:p>
+            <w:pPr>
+              <w:pStyle w:val="Compact"/>
+            </w:pPr>
+            <w:r>
+              <w:rPr>
+                <w:b/>
+                <w:bCs/>
+              </w:rPr>
+              <w:t xml:space="preserve">ERP</w:t>
+            </w:r>
+          </w:p>
+        </w:tc>
+        <w:tc>
+          <w:tcPr/>
+          <w:p>
+            <w:pPr>
+              <w:pStyle w:val="Compact"/>
+            </w:pPr>
+            <w:r>
+              <w:rPr>
+                <w:i/>
+                <w:iCs/>
+              </w:rPr>
+              <w:t xml:space="preserve">Equity Risk Premium</w:t>
+            </w:r>
+          </w:p>
+        </w:tc>
+        <w:tc>
+          <w:tcPr/>
+          <w:p>
+            <w:pPr>
+              <w:pStyle w:val="Compact"/>
+            </w:pPr>
+            <w:r>
+              <w:t xml:space="preserve">Prémio de risco de mercado (rm − rf)</w:t>
+            </w:r>
+          </w:p>
+        </w:tc>
+      </w:tr>
+      <w:tr>
+        <w:tc>
+          <w:tcPr/>
+          <w:p>
+            <w:pPr>
+              <w:pStyle w:val="Compact"/>
+            </w:pPr>
+            <w:r>
+              <w:rPr>
+                <w:b/>
+                <w:bCs/>
+              </w:rPr>
+              <w:t xml:space="preserve">DSCR</w:t>
+            </w:r>
+          </w:p>
+        </w:tc>
+        <w:tc>
+          <w:tcPr/>
+          <w:p>
+            <w:pPr>
+              <w:pStyle w:val="Compact"/>
+            </w:pPr>
+            <w:r>
+              <w:rPr>
+                <w:i/>
+                <w:iCs/>
+              </w:rPr>
+              <w:t xml:space="preserve">Debt Service Coverage Ratio</w:t>
+            </w:r>
+          </w:p>
+        </w:tc>
+        <w:tc>
+          <w:tcPr/>
+          <w:p>
+            <w:pPr>
+              <w:pStyle w:val="Compact"/>
+            </w:pPr>
+            <w:r>
+              <w:t xml:space="preserve">Rácio de cobertura do serviço da dívida</w:t>
+            </w:r>
+          </w:p>
+        </w:tc>
+      </w:tr>
+      <w:tr>
+        <w:tc>
+          <w:tcPr/>
+          <w:p>
+            <w:pPr>
+              <w:pStyle w:val="Compact"/>
+            </w:pPr>
+            <w:r>
+              <w:rPr>
+                <w:b/>
+                <w:bCs/>
+              </w:rPr>
+              <w:t xml:space="preserve">NFM</w:t>
+            </w:r>
+          </w:p>
+        </w:tc>
+        <w:tc>
+          <w:tcPr/>
+          <w:p>
+            <w:pPr>
+              <w:pStyle w:val="Compact"/>
+            </w:pPr>
+            <w:r>
+              <w:t xml:space="preserve">Necessidades de fundo de maneio</w:t>
+            </w:r>
+          </w:p>
+        </w:tc>
+        <w:tc>
+          <w:tcPr/>
+          <w:p>
+            <w:pPr>
+              <w:pStyle w:val="Compact"/>
+            </w:pPr>
+            <w:r>
+              <w:t xml:space="preserve">NFM (igual)</w:t>
+            </w:r>
+          </w:p>
+        </w:tc>
+      </w:tr>
+      <w:tr>
+        <w:tc>
+          <w:tcPr/>
+          <w:p>
+            <w:pPr>
+              <w:pStyle w:val="Compact"/>
+            </w:pPr>
+            <w:r>
+              <w:rPr>
+                <w:b/>
+                <w:bCs/>
+              </w:rPr>
+              <w:t xml:space="preserve">VAL / TIR / IR / Payback</w:t>
+            </w:r>
+          </w:p>
+        </w:tc>
+        <w:tc>
+          <w:tcPr/>
+          <w:p>
+            <w:pPr>
+              <w:pStyle w:val="Compact"/>
+            </w:pPr>
+            <w:r>
+              <w:t xml:space="preserve">Critérios de avaliação</w:t>
+            </w:r>
+          </w:p>
+        </w:tc>
+        <w:tc>
+          <w:tcPr/>
+          <w:p>
+            <w:pPr>
+              <w:pStyle w:val="Compact"/>
+            </w:pPr>
+            <w:r>
+              <w:t xml:space="preserve">VAL / TIR / IR / PR (iguais)</w:t>
+            </w:r>
+          </w:p>
+        </w:tc>
+      </w:tr>
+    </w:tbl>
+    <w:p>
+      <w:pPr>
+        <w:pStyle w:val="BlockText"/>
+      </w:pPr>
+      <w:r>
+        <w:rPr>
+          <w:b/>
+          <w:bCs/>
+        </w:rPr>
+        <w:t xml:space="preserve">Regra de não-duplicação (PI):</w:t>
+      </w:r>
+      <w:r>
+        <w:t xml:space="preserve"> </w:t>
+      </w:r>
+      <w:r>
+        <w:t xml:space="preserve">o relatório nunca mistura os dois métodos no mesmo cálculo — quando desconta ao</w:t>
+      </w:r>
+      <w:r>
+        <w:t xml:space="preserve"> </w:t>
+      </w:r>
+      <w:r>
+        <w:rPr>
+          <w:b/>
+          <w:bCs/>
+        </w:rPr>
+        <w:t xml:space="preserve">WACC (CMPC)</w:t>
+      </w:r>
+      <w:r>
+        <w:t xml:space="preserve"> </w:t>
+      </w:r>
+      <w:r>
+        <w:t xml:space="preserve">usa fluxos</w:t>
+      </w:r>
+      <w:r>
+        <w:t xml:space="preserve"> </w:t>
+      </w:r>
+      <w:r>
+        <w:rPr>
+          <w:i/>
+          <w:iCs/>
+        </w:rPr>
+        <w:t xml:space="preserve">unlevered</w:t>
+      </w:r>
+      <w:r>
+        <w:t xml:space="preserve"> </w:t>
+      </w:r>
+      <w:r>
+        <w:t xml:space="preserve">sem juros; quando aplica</w:t>
+      </w:r>
+      <w:r>
+        <w:t xml:space="preserve"> </w:t>
+      </w:r>
+      <w:r>
+        <w:rPr>
+          <w:b/>
+          <w:bCs/>
+        </w:rPr>
+        <w:t xml:space="preserve">VALA (APV)</w:t>
+      </w:r>
+      <w:r>
+        <w:t xml:space="preserve"> </w:t>
+      </w:r>
+      <w:r>
+        <w:t xml:space="preserve">desconta as operações ao</w:t>
+      </w:r>
+      <w:r>
+        <w:t xml:space="preserve"> </w:t>
+      </w:r>
+      <w:r>
+        <w:rPr>
+          <w:b/>
+          <w:bCs/>
+        </w:rPr>
+        <w:t xml:space="preserve">Ku</w:t>
+      </w:r>
+      <w:r>
+        <w:t xml:space="preserve"> </w:t>
+      </w:r>
+      <w:r>
+        <w:t xml:space="preserve">e adiciona à parte os benefícios de financiamento (escudo fiscal, PT2030, RFAI), cada um ao seu próprio risco.</w:t>
+      </w:r>
+    </w:p>
     <w:p>
       <w:r>
         <w:pict>
@@ -7603,7 +8457,8 @@
       </w:r>
     </w:p>
     <w:bookmarkEnd w:id="39"/>
-    <w:bookmarkStart w:id="40" w:name="mapa-de-serviço-da-dívida"/>
+    <w:bookmarkEnd w:id="40"/>
+    <w:bookmarkStart w:id="41" w:name="mapa-de-serviço-da-dívida"/>
     <w:p>
       <w:pPr>
         <w:pStyle w:val="Heading2"/>
@@ -8025,7 +8880,315 @@
         <w:t xml:space="preserve"> </w:t>
       </w:r>
       <w:r>
-        <w:t xml:space="preserve">(€630.750), primeiro ano de amortização de capital, decrescendo progressivamente. A dívida extingue-se em 2037, três anos após o horizonte de avaliação. O</w:t>
+        <w:t xml:space="preserve">(€630.750), primeiro ano de amortização de capital, decrescendo progressivamente. A dívida extingue-se em 2037, três anos após o horizonte de avaliação.</w:t>
+      </w:r>
+    </w:p>
+    <w:p>
+      <w:pPr>
+        <w:pStyle w:val="BodyText"/>
+      </w:pPr>
+      <w:r>
+        <w:rPr>
+          <w:b/>
+          <w:bCs/>
+        </w:rPr>
+        <w:t xml:space="preserve">Rácios de cobertura (cenário base).</w:t>
+      </w:r>
+      <w:r>
+        <w:t xml:space="preserve"> </w:t>
+      </w:r>
+      <w:r>
+        <w:t xml:space="preserve">A capacidade de servir a dívida é confortável em todos os anos de exploração:</w:t>
+      </w:r>
+    </w:p>
+    <w:tbl>
+      <w:tblPr>
+        <w:tblStyle w:val="Table"/>
+        <w:tblW w:type="pct" w:w="5000"/>
+        <w:tblLayout w:type="fixed"/>
+        <w:tblLook w:firstRow="1" w:lastRow="0" w:firstColumn="0" w:lastColumn="0" w:noHBand="0" w:noVBand="0" w:val="0020"/>
+      </w:tblPr>
+      <w:tblGrid>
+        <w:gridCol w:w="1397"/>
+        <w:gridCol w:w="1863"/>
+        <w:gridCol w:w="2329"/>
+        <w:gridCol w:w="2329"/>
+      </w:tblGrid>
+      <w:tr>
+        <w:trPr>
+          <w:tblHeader w:val="on"/>
+        </w:trPr>
+        <w:tc>
+          <w:tcPr/>
+          <w:p>
+            <w:pPr>
+              <w:pStyle w:val="Compact"/>
+            </w:pPr>
+            <w:r>
+              <w:t xml:space="preserve">Ano</w:t>
+            </w:r>
+          </w:p>
+        </w:tc>
+        <w:tc>
+          <w:tcPr/>
+          <w:p>
+            <w:pPr>
+              <w:pStyle w:val="Compact"/>
+              <w:jc w:val="right"/>
+            </w:pPr>
+            <w:r>
+              <w:t xml:space="preserve">EBITDA incremental Hub (€)</w:t>
+            </w:r>
+          </w:p>
+        </w:tc>
+        <w:tc>
+          <w:tcPr/>
+          <w:p>
+            <w:pPr>
+              <w:pStyle w:val="Compact"/>
+              <w:jc w:val="center"/>
+            </w:pPr>
+            <w:r>
+              <w:t xml:space="preserve">DSCR (EBITDA / serviço)</w:t>
+            </w:r>
+          </w:p>
+        </w:tc>
+        <w:tc>
+          <w:tcPr/>
+          <w:p>
+            <w:pPr>
+              <w:pStyle w:val="Compact"/>
+              <w:jc w:val="center"/>
+            </w:pPr>
+            <w:r>
+              <w:t xml:space="preserve">ICR (EBITDA / juros)</w:t>
+            </w:r>
+          </w:p>
+        </w:tc>
+      </w:tr>
+      <w:tr>
+        <w:tc>
+          <w:tcPr/>
+          <w:p>
+            <w:pPr>
+              <w:pStyle w:val="Compact"/>
+            </w:pPr>
+            <w:r>
+              <w:t xml:space="preserve">2026</w:t>
+            </w:r>
+          </w:p>
+        </w:tc>
+        <w:tc>
+          <w:tcPr/>
+          <w:p>
+            <w:pPr>
+              <w:pStyle w:val="Compact"/>
+              <w:jc w:val="right"/>
+            </w:pPr>
+            <w:r>
+              <w:t xml:space="preserve">749.271</w:t>
+            </w:r>
+          </w:p>
+        </w:tc>
+        <w:tc>
+          <w:tcPr/>
+          <w:p>
+            <w:pPr>
+              <w:pStyle w:val="Compact"/>
+              <w:jc w:val="center"/>
+            </w:pPr>
+            <w:r>
+              <w:t xml:space="preserve">4,15×</w:t>
+            </w:r>
+          </w:p>
+        </w:tc>
+        <w:tc>
+          <w:tcPr/>
+          <w:p>
+            <w:pPr>
+              <w:pStyle w:val="Compact"/>
+              <w:jc w:val="center"/>
+            </w:pPr>
+            <w:r>
+              <w:t xml:space="preserve">4,15×</w:t>
+            </w:r>
+          </w:p>
+        </w:tc>
+      </w:tr>
+      <w:tr>
+        <w:tc>
+          <w:tcPr/>
+          <w:p>
+            <w:pPr>
+              <w:pStyle w:val="Compact"/>
+            </w:pPr>
+            <w:r>
+              <w:t xml:space="preserve">2027</w:t>
+            </w:r>
+          </w:p>
+        </w:tc>
+        <w:tc>
+          <w:tcPr/>
+          <w:p>
+            <w:pPr>
+              <w:pStyle w:val="Compact"/>
+              <w:jc w:val="right"/>
+            </w:pPr>
+            <w:r>
+              <w:t xml:space="preserve">894.071</w:t>
+            </w:r>
+          </w:p>
+        </w:tc>
+        <w:tc>
+          <w:tcPr/>
+          <w:p>
+            <w:pPr>
+              <w:pStyle w:val="Compact"/>
+              <w:jc w:val="center"/>
+            </w:pPr>
+            <w:r>
+              <w:t xml:space="preserve">4,95×</w:t>
+            </w:r>
+          </w:p>
+        </w:tc>
+        <w:tc>
+          <w:tcPr/>
+          <w:p>
+            <w:pPr>
+              <w:pStyle w:val="Compact"/>
+              <w:jc w:val="center"/>
+            </w:pPr>
+            <w:r>
+              <w:t xml:space="preserve">4,95×</w:t>
+            </w:r>
+          </w:p>
+        </w:tc>
+      </w:tr>
+      <w:tr>
+        <w:tc>
+          <w:tcPr/>
+          <w:p>
+            <w:pPr>
+              <w:pStyle w:val="Compact"/>
+            </w:pPr>
+            <w:r>
+              <w:t xml:space="preserve">2028</w:t>
+            </w:r>
+          </w:p>
+        </w:tc>
+        <w:tc>
+          <w:tcPr/>
+          <w:p>
+            <w:pPr>
+              <w:pStyle w:val="Compact"/>
+              <w:jc w:val="right"/>
+            </w:pPr>
+            <w:r>
+              <w:t xml:space="preserve">994.214</w:t>
+            </w:r>
+          </w:p>
+        </w:tc>
+        <w:tc>
+          <w:tcPr/>
+          <w:p>
+            <w:pPr>
+              <w:pStyle w:val="Compact"/>
+              <w:jc w:val="center"/>
+            </w:pPr>
+            <w:r>
+              <w:rPr>
+                <w:b/>
+                <w:bCs/>
+              </w:rPr>
+              <w:t xml:space="preserve">1,58×</w:t>
+            </w:r>
+          </w:p>
+        </w:tc>
+        <w:tc>
+          <w:tcPr/>
+          <w:p>
+            <w:pPr>
+              <w:pStyle w:val="Compact"/>
+              <w:jc w:val="center"/>
+            </w:pPr>
+            <w:r>
+              <w:t xml:space="preserve">5,50×</w:t>
+            </w:r>
+          </w:p>
+        </w:tc>
+      </w:tr>
+      <w:tr>
+        <w:tc>
+          <w:tcPr/>
+          <w:p>
+            <w:pPr>
+              <w:pStyle w:val="Compact"/>
+            </w:pPr>
+            <w:r>
+              <w:t xml:space="preserve">2029</w:t>
+            </w:r>
+          </w:p>
+        </w:tc>
+        <w:tc>
+          <w:tcPr/>
+          <w:p>
+            <w:pPr>
+              <w:pStyle w:val="Compact"/>
+              <w:jc w:val="right"/>
+            </w:pPr>
+            <w:r>
+              <w:t xml:space="preserve">1.020.462</w:t>
+            </w:r>
+          </w:p>
+        </w:tc>
+        <w:tc>
+          <w:tcPr/>
+          <w:p>
+            <w:pPr>
+              <w:pStyle w:val="Compact"/>
+              <w:jc w:val="center"/>
+            </w:pPr>
+            <w:r>
+              <w:t xml:space="preserve">1,67×</w:t>
+            </w:r>
+          </w:p>
+        </w:tc>
+        <w:tc>
+          <w:tcPr/>
+          <w:p>
+            <w:pPr>
+              <w:pStyle w:val="Compact"/>
+              <w:jc w:val="center"/>
+            </w:pPr>
+            <w:r>
+              <w:t xml:space="preserve">6,27×</w:t>
+            </w:r>
+          </w:p>
+        </w:tc>
+      </w:tr>
+    </w:tbl>
+    <w:p>
+      <w:pPr>
+        <w:pStyle w:val="BodyText"/>
+      </w:pPr>
+      <w:r>
+        <w:t xml:space="preserve">O</w:t>
+      </w:r>
+      <w:r>
+        <w:t xml:space="preserve"> </w:t>
+      </w:r>
+      <w:r>
+        <w:rPr>
+          <w:b/>
+          <w:bCs/>
+        </w:rPr>
+        <w:t xml:space="preserve">DSCR mínimo é de 1,58×</w:t>
+      </w:r>
+      <w:r>
+        <w:t xml:space="preserve"> </w:t>
+      </w:r>
+      <w:r>
+        <w:t xml:space="preserve">(2028, primeiro ano de amortização de capital) — acima do limiar bancário típico de 1,2× e mesmo do limiar robusto de 1,5× preferido em</w:t>
       </w:r>
       <w:r>
         <w:t xml:space="preserve"> </w:t>
@@ -8035,13 +9198,26 @@
           <w:i/>
           <w:iCs/>
         </w:rPr>
-        <w:t xml:space="preserve">Debt Service Coverage Ratio</w:t>
-      </w:r>
-      <w:r>
-        <w:t xml:space="preserve"> </w:t>
-      </w:r>
-      <w:r>
-        <w:t xml:space="preserve">(DSCR) mantém-se acima de 1,0× mesmo no pior ano (2028 ≈ 1,1×), suportado pelo EBITDA incremental do Hub, pela reserva de caixa do subsídio PT2030 recebido em 2027 e pelo crédito RFAI. Esta capacidade de serviço é coerente com os</w:t>
+        <w:t xml:space="preserve">project finance</w:t>
+      </w:r>
+      <w:r>
+        <w:t xml:space="preserve">. O</w:t>
+      </w:r>
+      <w:r>
+        <w:t xml:space="preserve"> </w:t>
+      </w:r>
+      <w:r>
+        <w:rPr>
+          <w:b/>
+          <w:bCs/>
+        </w:rPr>
+        <w:t xml:space="preserve">rácio de cobertura de juros (ICR)</w:t>
+      </w:r>
+      <w:r>
+        <w:t xml:space="preserve"> </w:t>
+      </w:r>
+      <w:r>
+        <w:t xml:space="preserve">mantém-se muito elevado (≥ 4,1× em base EBITDA); mesmo numa base mais exigente de EBIT, o ICR situa-se em 1,60× (2028) e 2,34× (2029), acima do mínimo de referência de 1,5×. O ano de 2025 é de</w:t>
       </w:r>
       <w:r>
         <w:t xml:space="preserve"> </w:t>
@@ -8051,6 +9227,62 @@
           <w:i/>
           <w:iCs/>
         </w:rPr>
+        <w:t xml:space="preserve">ramp-up</w:t>
+      </w:r>
+      <w:r>
+        <w:t xml:space="preserve"> </w:t>
+      </w:r>
+      <w:r>
+        <w:t xml:space="preserve">(EBITDA incremental negativo, serviço limitado a juros): o défice pontual é coberto pela tesouraria central da Grestel e pela entrada de caixa do subsídio PT2030 em 2027 — um</w:t>
+      </w:r>
+      <w:r>
+        <w:t xml:space="preserve"> </w:t>
+      </w:r>
+      <w:r>
+        <w:rPr>
+          <w:b/>
+          <w:bCs/>
+        </w:rPr>
+        <w:t xml:space="preserve">risco de liquidez circunscrito ao arranque, não de solvência</w:t>
+      </w:r>
+      <w:r>
+        <w:t xml:space="preserve"> </w:t>
+      </w:r>
+      <w:r>
+        <w:t xml:space="preserve">do projeto.</w:t>
+      </w:r>
+    </w:p>
+    <w:p>
+      <w:pPr>
+        <w:pStyle w:val="BodyText"/>
+      </w:pPr>
+      <w:r>
+        <w:t xml:space="preserve">Esta folga só se estreita no</w:t>
+      </w:r>
+      <w:r>
+        <w:t xml:space="preserve"> </w:t>
+      </w:r>
+      <w:r>
+        <w:rPr>
+          <w:b/>
+          <w:bCs/>
+        </w:rPr>
+        <w:t xml:space="preserve">cenário de stress sem apoios públicos</w:t>
+      </w:r>
+      <w:r>
+        <w:t xml:space="preserve"> </w:t>
+      </w:r>
+      <w:r>
+        <w:t xml:space="preserve">(rejeição do PT2030/RFAI), em que o DSCR mínimo desce para ≈ 1,08× — ainda acima de 1,0×, mas suficientemente apertado para justificar o plano de contingência (Cap. 13). Os rácios de cobertura são coerentes com os</w:t>
+      </w:r>
+      <w:r>
+        <w:t xml:space="preserve"> </w:t>
+      </w:r>
+      <w:r>
+        <w:rPr>
+          <w:i/>
+          <w:iCs/>
+        </w:rPr>
         <w:t xml:space="preserve">cash-flows</w:t>
       </w:r>
       <w:r>
@@ -8060,9 +9292,9 @@
         <w:t xml:space="preserve">operacionais projetados no Cap. 7 (fluxo operacional de €4,97 M em 2025, crescente para €6,67 M em 2029) e com a desalavancagem do rácio Dívida Líquida/EBITDA de 4× (2024) para 1× (2029).</w:t>
       </w:r>
     </w:p>
-    <w:bookmarkEnd w:id="40"/>
     <w:bookmarkEnd w:id="41"/>
-    <w:bookmarkStart w:id="55" w:name="projeções-económicas-e-financeiras"/>
+    <w:bookmarkEnd w:id="42"/>
+    <w:bookmarkStart w:id="56" w:name="projeções-económicas-e-financeiras"/>
     <w:p>
       <w:pPr>
         <w:pStyle w:val="Heading1"/>
@@ -8099,7 +9331,7 @@
         </w:pict>
       </w:r>
     </w:p>
-    <w:bookmarkStart w:id="51" w:name="pressupostos-das-projeções"/>
+    <w:bookmarkStart w:id="52" w:name="pressupostos-das-projeções"/>
     <w:p>
       <w:pPr>
         <w:pStyle w:val="Heading2"/>
@@ -8108,7 +9340,7 @@
         <w:t xml:space="preserve">7.1. Pressupostos das projeções</w:t>
       </w:r>
     </w:p>
-    <w:bookmarkStart w:id="42" w:name="pressupostos-macroeconómicos-e-setoriais"/>
+    <w:bookmarkStart w:id="43" w:name="pressupostos-macroeconómicos-e-setoriais"/>
     <w:p>
       <w:pPr>
         <w:pStyle w:val="Heading3"/>
@@ -8557,8 +9789,8 @@
         </w:tc>
       </w:tr>
     </w:tbl>
-    <w:bookmarkEnd w:id="42"/>
-    <w:bookmarkStart w:id="43" w:name="X5e65039b7750e368928240b238fee9239a1885b"/>
+    <w:bookmarkEnd w:id="43"/>
+    <w:bookmarkStart w:id="44" w:name="X5e65039b7750e368928240b238fee9239a1885b"/>
     <w:p>
       <w:pPr>
         <w:pStyle w:val="Heading3"/>
@@ -8620,8 +9852,8 @@
         <w:t xml:space="preserve">— ver 7.2 e Anexo II.</w:t>
       </w:r>
     </w:p>
-    <w:bookmarkEnd w:id="43"/>
-    <w:bookmarkStart w:id="44" w:name="Xfaacd47ba58f945ead4bf6c38492de21b26080e"/>
+    <w:bookmarkEnd w:id="44"/>
+    <w:bookmarkStart w:id="45" w:name="Xfaacd47ba58f945ead4bf6c38492de21b26080e"/>
     <w:p>
       <w:pPr>
         <w:pStyle w:val="Heading3"/>
@@ -8651,8 +9883,8 @@
         <w:t xml:space="preserve">: grés branco e matérias cerâmicas de base (~55%), vidrados e decoração (~20%), moldes/ferramentas e consumíveis (~15%) e embalagens (~10%). O CMVMC evolui com o crescimento das quantidades acrescido de uma componente de preço (HICP + ~1%), mantendo uma margem bruta estável em torno de 60% do volume de negócios. O DMI de referência situa-se em ~90 dias para os produtos.</w:t>
       </w:r>
     </w:p>
-    <w:bookmarkEnd w:id="44"/>
-    <w:bookmarkStart w:id="45" w:name="pressupostos-de-gastos-operacionais"/>
+    <w:bookmarkEnd w:id="45"/>
+    <w:bookmarkStart w:id="46" w:name="pressupostos-de-gastos-operacionais"/>
     <w:p>
       <w:pPr>
         <w:pStyle w:val="Heading3"/>
@@ -8837,8 +10069,8 @@
         </w:tc>
       </w:tr>
     </w:tbl>
-    <w:bookmarkEnd w:id="45"/>
-    <w:bookmarkStart w:id="46" w:name="Xebfcc891fb8377dbe6c0726bfbb04637278a221"/>
+    <w:bookmarkEnd w:id="46"/>
+    <w:bookmarkStart w:id="47" w:name="Xebfcc891fb8377dbe6c0726bfbb04637278a221"/>
     <w:p>
       <w:pPr>
         <w:pStyle w:val="Heading3"/>
@@ -8919,8 +10151,8 @@
         <w:t xml:space="preserve">≈ 3,1% (custo médio das duas tranches de 4,02%, líquido de imposto). A estrutura de financiamento do CAPEX é 75% dívida / 25% capital próprio (ver Cap. 6). É aplicado adicionalmente um WACC dinâmico (Miles-Ezzell) na análise de sensibilidade.</w:t>
       </w:r>
     </w:p>
-    <w:bookmarkEnd w:id="46"/>
-    <w:bookmarkStart w:id="47" w:name="pressupostos-fiscais"/>
+    <w:bookmarkEnd w:id="47"/>
+    <w:bookmarkStart w:id="48" w:name="pressupostos-fiscais"/>
     <w:p>
       <w:pPr>
         <w:pStyle w:val="Heading3"/>
@@ -8982,8 +10214,8 @@
         <w:t xml:space="preserve">(€600k associado ao Hub), DLRR e o Incentivo à Capitalização das Empresas.</w:t>
       </w:r>
     </w:p>
-    <w:bookmarkEnd w:id="47"/>
-    <w:bookmarkStart w:id="48" w:name="pressupostos-do-plano-de-investimentos"/>
+    <w:bookmarkEnd w:id="48"/>
+    <w:bookmarkStart w:id="49" w:name="pressupostos-do-plano-de-investimentos"/>
     <w:p>
       <w:pPr>
         <w:pStyle w:val="Heading3"/>
@@ -9032,8 +10264,8 @@
         <w:t xml:space="preserve">3–4 anos) e juros capitalizados (NCRF 10). O subsídio PT2030 reduz o valor depreciável (NCRF 22). As depreciações projetadas (€2,11 M–€2,83 M/ano) são coerentes com estas vidas úteis.</w:t>
       </w:r>
     </w:p>
-    <w:bookmarkEnd w:id="48"/>
-    <w:bookmarkStart w:id="49" w:name="Xcf4224dd9a5a8ba6544b7d054baee2605038371"/>
+    <w:bookmarkEnd w:id="49"/>
+    <w:bookmarkStart w:id="50" w:name="Xcf4224dd9a5a8ba6544b7d054baee2605038371"/>
     <w:p>
       <w:pPr>
         <w:pStyle w:val="Heading3"/>
@@ -9082,8 +10314,8 @@
         <w:t xml:space="preserve">e rácios), com centros de custo por área funcional e imputação de custos indiretos por canal e mercado. Os cenários de teste (Cap. 9.4) contemplam variações de ±10% nas vendas externas, ±5% nas quantidades e −3 p.p. na margem bruta.</w:t>
       </w:r>
     </w:p>
-    <w:bookmarkEnd w:id="49"/>
-    <w:bookmarkStart w:id="50" w:name="X96b99b773dae06050c44d93e4022a76821318e2"/>
+    <w:bookmarkEnd w:id="50"/>
+    <w:bookmarkStart w:id="51" w:name="X96b99b773dae06050c44d93e4022a76821318e2"/>
     <w:p>
       <w:pPr>
         <w:pStyle w:val="Heading3"/>
@@ -9162,15 +10394,157 @@
       </w:r>
     </w:p>
     <w:p>
+      <w:pPr>
+        <w:pStyle w:val="BlockText"/>
+      </w:pPr>
+      <w:r>
+        <w:rPr>
+          <w:b/>
+          <w:bCs/>
+        </w:rPr>
+        <w:t xml:space="preserve">Nota sobre as receitas incrementais B2C/Horeca (incrementalidade e não-duplicação).</w:t>
+      </w:r>
+      <w:r>
+        <w:t xml:space="preserve"> </w:t>
+      </w:r>
+      <w:r>
+        <w:t xml:space="preserve">Estas receitas (€0,35–0,95 M/ano)</w:t>
+      </w:r>
+      <w:r>
+        <w:t xml:space="preserve"> </w:t>
+      </w:r>
+      <w:r>
+        <w:rPr>
+          <w:b/>
+          <w:bCs/>
+        </w:rPr>
+        <w:t xml:space="preserve">não</w:t>
+      </w:r>
+      <w:r>
+        <w:t xml:space="preserve"> </w:t>
+      </w:r>
+      <w:r>
+        <w:t xml:space="preserve">são vendas novas especulativas: os canais E-Commerce/B2C (~€5,9 M em 2024) e Hotelaria/Horeca (~€11,2 M) já representam ~50% do volume de negócios da Grestel. O valor modelado corresponde apenas à</w:t>
+      </w:r>
+      <w:r>
+        <w:t xml:space="preserve"> </w:t>
+      </w:r>
+      <w:r>
+        <w:rPr>
+          <w:b/>
+          <w:bCs/>
+        </w:rPr>
+        <w:t xml:space="preserve">aceleração incremental</w:t>
+      </w:r>
+      <w:r>
+        <w:t xml:space="preserve"> </w:t>
+      </w:r>
+      <w:r>
+        <w:t xml:space="preserve">(+1,7% a +4,0% sobre esses canais) que o Hub viabiliza ao remover o estrangulamento de</w:t>
+      </w:r>
+      <w:r>
+        <w:t xml:space="preserve"> </w:t>
+      </w:r>
+      <w:r>
+        <w:rPr>
+          <w:i/>
+          <w:iCs/>
+        </w:rPr>
+        <w:t xml:space="preserve">fulfillment</w:t>
+      </w:r>
+      <w:r>
+        <w:t xml:space="preserve"> </w:t>
+      </w:r>
+      <w:r>
+        <w:t xml:space="preserve">(lead times de 3–5 dias e ruturas associados ao DMI elevado). Em conformidade com o princípio dos fluxos incrementais («com</w:t>
+      </w:r>
+      <w:r>
+        <w:t xml:space="preserve"> </w:t>
+      </w:r>
+      <w:r>
+        <w:rPr>
+          <w:i/>
+          <w:iCs/>
+        </w:rPr>
+        <w:t xml:space="preserve">vs.</w:t>
+      </w:r>
+      <w:r>
+        <w:t xml:space="preserve"> </w:t>
+      </w:r>
+      <w:r>
+        <w:t xml:space="preserve">sem projeto»; Brealey, Myers &amp; Allen, Cap. 6), o valor é</w:t>
+      </w:r>
+      <w:r>
+        <w:t xml:space="preserve"> </w:t>
+      </w:r>
+      <w:r>
+        <w:rPr>
+          <w:b/>
+          <w:bCs/>
+        </w:rPr>
+        <w:t xml:space="preserve">somado acima</w:t>
+      </w:r>
+      <w:r>
+        <w:t xml:space="preserve"> </w:t>
+      </w:r>
+      <w:r>
+        <w:t xml:space="preserve">do crescimento orgânico — que no modelo</w:t>
+      </w:r>
+      <w:r>
+        <w:t xml:space="preserve"> </w:t>
+      </w:r>
+      <w:r>
+        <w:rPr>
+          <w:i/>
+          <w:iCs/>
+        </w:rPr>
+        <w:t xml:space="preserve">core</w:t>
+      </w:r>
+      <w:r>
+        <w:t xml:space="preserve"> </w:t>
+      </w:r>
+      <w:r>
+        <w:t xml:space="preserve">não incorpora qualquer efeito do Hub (crescimento específico por canal = 0). A análise de sensibilidade confirma a robustez: uma quebra de até</w:t>
+      </w:r>
+      <w:r>
+        <w:t xml:space="preserve"> </w:t>
+      </w:r>
+      <w:r>
+        <w:rPr>
+          <w:b/>
+          <w:bCs/>
+        </w:rPr>
+        <w:t xml:space="preserve">57%</w:t>
+      </w:r>
+      <w:r>
+        <w:t xml:space="preserve"> </w:t>
+      </w:r>
+      <w:r>
+        <w:t xml:space="preserve">nestas receitas mantém o VALA positivo mesmo sem apoios fiscais. Fundamentação completa em</w:t>
+      </w:r>
+      <w:r>
+        <w:t xml:space="preserve"> </w:t>
+      </w:r>
+      <w:r>
+        <w:rPr>
+          <w:rStyle w:val="VerbatimChar"/>
+        </w:rPr>
+        <w:t xml:space="preserve">docs/beneficios_comerciais_hub.md</w:t>
+      </w:r>
+      <w:r>
+        <w:t xml:space="preserve">.</w:t>
+      </w:r>
+    </w:p>
+    <w:p>
       <w:r>
         <w:pict>
           <v:rect style="width:0;height:1.5pt" o:hralign="center" o:hrstd="t" o:hr="t"/>
         </w:pict>
       </w:r>
     </w:p>
-    <w:bookmarkEnd w:id="50"/>
     <w:bookmarkEnd w:id="51"/>
-    <w:bookmarkStart w:id="52" w:name="demonstração-dos-resultados-comparativa"/>
+    <w:bookmarkEnd w:id="52"/>
+    <w:bookmarkStart w:id="53" w:name="demonstração-dos-resultados-comparativa"/>
     <w:p>
       <w:pPr>
         <w:pStyle w:val="Heading2"/>
@@ -10412,8 +11786,8 @@
         </w:pict>
       </w:r>
     </w:p>
-    <w:bookmarkEnd w:id="52"/>
-    <w:bookmarkStart w:id="53" w:name="Xd46574d1ab0704ba8ba91e8ff6d9a585fe99639"/>
+    <w:bookmarkEnd w:id="53"/>
+    <w:bookmarkStart w:id="54" w:name="Xd46574d1ab0704ba8ba91e8ff6d9a585fe99639"/>
     <w:p>
       <w:pPr>
         <w:pStyle w:val="Heading2"/>
@@ -11585,8 +12959,8 @@
         </w:pict>
       </w:r>
     </w:p>
-    <w:bookmarkEnd w:id="53"/>
-    <w:bookmarkStart w:id="54" w:name="análise-integrada-de-rácios"/>
+    <w:bookmarkEnd w:id="54"/>
+    <w:bookmarkStart w:id="55" w:name="análise-integrada-de-rácios"/>
     <w:p>
       <w:pPr>
         <w:pStyle w:val="Heading2"/>
@@ -12607,9 +13981,9 @@
         <w:t xml:space="preserve">, a autonomia financeira atingiria 62,0% em 2029 com ROE a descer para 15,6%: o projeto utiliza o capital de forma mais eficiente, mantendo solidez financeira e elevando a rendibilidade dos capitais próprios.</w:t>
       </w:r>
     </w:p>
-    <w:bookmarkEnd w:id="54"/>
     <w:bookmarkEnd w:id="55"/>
-    <w:bookmarkStart w:id="58" w:name="análise-de-riscos"/>
+    <w:bookmarkEnd w:id="56"/>
+    <w:bookmarkStart w:id="59" w:name="análise-de-riscos"/>
     <w:p>
       <w:pPr>
         <w:pStyle w:val="Heading1"/>
@@ -12633,7 +14007,7 @@
         </w:pict>
       </w:r>
     </w:p>
-    <w:bookmarkStart w:id="56" w:name="riscos-externos"/>
+    <w:bookmarkStart w:id="57" w:name="riscos-externos"/>
     <w:p>
       <w:pPr>
         <w:pStyle w:val="Heading2"/>
@@ -13102,8 +14476,8 @@
         </w:pict>
       </w:r>
     </w:p>
-    <w:bookmarkEnd w:id="56"/>
-    <w:bookmarkStart w:id="57" w:name="riscos-internos"/>
+    <w:bookmarkEnd w:id="57"/>
+    <w:bookmarkStart w:id="58" w:name="riscos-internos"/>
     <w:p>
       <w:pPr>
         <w:pStyle w:val="Heading2"/>
@@ -13561,9 +14935,9 @@
         <w:t xml:space="preserve">(interno) — este último confirmado pela análise de sensibilidade (Cap. 9.3), em que o CAPEX é a variável de maior elasticidade sobre o VAL. Ambos têm resposta dedicada no Plano de Contingência (Cap. 12). A robustez do projeto perante estes riscos é quantificada na simulação de Monte Carlo (Cap. 9.4), que mantém P(VAL&gt;0) ≈ 99,95% mesmo amostrando simultaneamente todos os fatores de risco.</w:t>
       </w:r>
     </w:p>
-    <w:bookmarkEnd w:id="57"/>
     <w:bookmarkEnd w:id="58"/>
-    <w:bookmarkStart w:id="63" w:name="cash-flows-e-viabilidade-do-projeto"/>
+    <w:bookmarkEnd w:id="59"/>
+    <w:bookmarkStart w:id="64" w:name="cash-flows-e-viabilidade-do-projeto"/>
     <w:p>
       <w:pPr>
         <w:pStyle w:val="Heading1"/>
@@ -13626,7 +15000,7 @@
         </w:pict>
       </w:r>
     </w:p>
-    <w:bookmarkStart w:id="59" w:name="cálculo-dos-cash-flows"/>
+    <w:bookmarkStart w:id="60" w:name="cálculo-dos-cash-flows"/>
     <w:p>
       <w:pPr>
         <w:pStyle w:val="Heading2"/>
@@ -14852,8 +16226,8 @@
         </w:pict>
       </w:r>
     </w:p>
-    <w:bookmarkEnd w:id="59"/>
-    <w:bookmarkStart w:id="60" w:name="indicadores-de-viabilidade"/>
+    <w:bookmarkEnd w:id="60"/>
+    <w:bookmarkStart w:id="61" w:name="indicadores-de-viabilidade"/>
     <w:p>
       <w:pPr>
         <w:pStyle w:val="Heading2"/>
@@ -15622,8 +16996,8 @@
         </w:pict>
       </w:r>
     </w:p>
-    <w:bookmarkEnd w:id="60"/>
-    <w:bookmarkStart w:id="61" w:name="análise-de-sensibilidade"/>
+    <w:bookmarkEnd w:id="61"/>
+    <w:bookmarkStart w:id="62" w:name="análise-de-sensibilidade"/>
     <w:p>
       <w:pPr>
         <w:pStyle w:val="Heading2"/>
@@ -16146,8 +17520,8 @@
         </w:pict>
       </w:r>
     </w:p>
-    <w:bookmarkEnd w:id="61"/>
-    <w:bookmarkStart w:id="62" w:name="análise-de-cenários"/>
+    <w:bookmarkEnd w:id="62"/>
+    <w:bookmarkStart w:id="63" w:name="análise-de-cenários"/>
     <w:p>
       <w:pPr>
         <w:pStyle w:val="Heading2"/>
@@ -16628,9 +18002,9 @@
         <w:t xml:space="preserve">, e o VAL mantém-se positivo mesmo no extremo inferior da distribuição (P5 ≈ €1,37 M). A robustez confirma-se igualmente perante o WACC dinâmico (Miles-Ezzell), que preserva um VAL de €1,64 M.</w:t>
       </w:r>
     </w:p>
-    <w:bookmarkEnd w:id="62"/>
     <w:bookmarkEnd w:id="63"/>
-    <w:bookmarkStart w:id="74" w:name="X57456ec84ab55f1bcdd11b744a4aa53f7c26b91"/>
+    <w:bookmarkEnd w:id="64"/>
+    <w:bookmarkStart w:id="75" w:name="X57456ec84ab55f1bcdd11b744a4aa53f7c26b91"/>
     <w:p>
       <w:pPr>
         <w:pStyle w:val="Heading1"/>
@@ -16654,7 +18028,7 @@
         </w:pict>
       </w:r>
     </w:p>
-    <w:bookmarkStart w:id="64" w:name="segmentos-de-clientes"/>
+    <w:bookmarkStart w:id="65" w:name="segmentos-de-clientes"/>
     <w:p>
       <w:pPr>
         <w:pStyle w:val="Heading2"/>
@@ -16704,8 +18078,8 @@
         <w:t xml:space="preserve">próprio). Segmentação geográfica prioritária: Portugal, Espanha, França, Alemanha e Estados Unidos.</w:t>
       </w:r>
     </w:p>
-    <w:bookmarkEnd w:id="64"/>
-    <w:bookmarkStart w:id="65" w:name="proposta-de-valor"/>
+    <w:bookmarkEnd w:id="65"/>
+    <w:bookmarkStart w:id="66" w:name="proposta-de-valor"/>
     <w:p>
       <w:pPr>
         <w:pStyle w:val="Heading2"/>
@@ -16783,8 +18157,8 @@
         <w:t xml:space="preserve">— centro logístico com certificação ambiental, energia solar e reduções de consumo.</w:t>
       </w:r>
     </w:p>
-    <w:bookmarkEnd w:id="65"/>
-    <w:bookmarkStart w:id="66" w:name="canais"/>
+    <w:bookmarkEnd w:id="66"/>
+    <w:bookmarkStart w:id="67" w:name="canais"/>
     <w:p>
       <w:pPr>
         <w:pStyle w:val="Heading2"/>
@@ -16846,8 +18220,8 @@
         <w:t xml:space="preserve">digitais em 5 países europeus, distribuidores locais por mercado e participação em feiras internacionais.</w:t>
       </w:r>
     </w:p>
-    <w:bookmarkEnd w:id="66"/>
-    <w:bookmarkStart w:id="67" w:name="relações-com-clientes"/>
+    <w:bookmarkEnd w:id="67"/>
+    <w:bookmarkStart w:id="68" w:name="relações-com-clientes"/>
     <w:p>
       <w:pPr>
         <w:pStyle w:val="Heading2"/>
@@ -16916,8 +18290,8 @@
         <w:t xml:space="preserve">); programa de fidelização no retalho.</w:t>
       </w:r>
     </w:p>
-    <w:bookmarkEnd w:id="67"/>
-    <w:bookmarkStart w:id="68" w:name="fluxos-de-rendimentos"/>
+    <w:bookmarkEnd w:id="68"/>
+    <w:bookmarkStart w:id="69" w:name="fluxos-de-rendimentos"/>
     <w:p>
       <w:pPr>
         <w:pStyle w:val="Heading2"/>
@@ -16976,8 +18350,8 @@
         <w:t xml:space="preserve">.</w:t>
       </w:r>
     </w:p>
-    <w:bookmarkEnd w:id="68"/>
-    <w:bookmarkStart w:id="69" w:name="recursos-chave"/>
+    <w:bookmarkEnd w:id="69"/>
+    <w:bookmarkStart w:id="70" w:name="recursos-chave"/>
     <w:p>
       <w:pPr>
         <w:pStyle w:val="Heading2"/>
@@ -17081,8 +18455,8 @@
         <w:t xml:space="preserve">capacidade de autofinanciamento, dívida CGD/BEI, subsídio PT2030 e crédito RFAI.</w:t>
       </w:r>
     </w:p>
-    <w:bookmarkEnd w:id="69"/>
-    <w:bookmarkStart w:id="70" w:name="atividades-chave"/>
+    <w:bookmarkEnd w:id="70"/>
+    <w:bookmarkStart w:id="71" w:name="atividades-chave"/>
     <w:p>
       <w:pPr>
         <w:pStyle w:val="Heading2"/>
@@ -17128,8 +18502,8 @@
         <w:t xml:space="preserve">, expedição, gestão de devoluções, customização para hotelaria e digitalização do ciclo de encomenda (Indústria 4.0), a par da conceção de moldes, preparação de vidrados e controlo de qualidade.</w:t>
       </w:r>
     </w:p>
-    <w:bookmarkEnd w:id="70"/>
-    <w:bookmarkStart w:id="71" w:name="parcerias-chave"/>
+    <w:bookmarkEnd w:id="71"/>
+    <w:bookmarkStart w:id="72" w:name="parcerias-chave"/>
     <w:p>
       <w:pPr>
         <w:pStyle w:val="Heading2"/>
@@ -17178,8 +18552,8 @@
         <w:t xml:space="preserve">(WMS/MES); instituições financeiras (CGD, BEI/IFD) e o programa PT2030; clientes hoteleiros estratégicos (co-criação/customização).</w:t>
       </w:r>
     </w:p>
-    <w:bookmarkEnd w:id="71"/>
-    <w:bookmarkStart w:id="72" w:name="estrutura-de-custos"/>
+    <w:bookmarkEnd w:id="72"/>
+    <w:bookmarkStart w:id="73" w:name="estrutura-de-custos"/>
     <w:p>
       <w:pPr>
         <w:pStyle w:val="Heading2"/>
@@ -17257,8 +18631,8 @@
         <w:t xml:space="preserve">incremental de ~€225k/ano, resultando num benefício líquido de ~€280k/ano em regime de cruzeiro.</w:t>
       </w:r>
     </w:p>
-    <w:bookmarkEnd w:id="72"/>
-    <w:bookmarkStart w:id="73" w:name="cronograma-de-implementação"/>
+    <w:bookmarkEnd w:id="73"/>
+    <w:bookmarkStart w:id="74" w:name="cronograma-de-implementação"/>
     <w:p>
       <w:pPr>
         <w:pStyle w:val="Heading2"/>
@@ -17698,9 +19072,9 @@
         </w:tc>
       </w:tr>
     </w:tbl>
-    <w:bookmarkEnd w:id="73"/>
     <w:bookmarkEnd w:id="74"/>
-    <w:bookmarkStart w:id="77" w:name="conclusão"/>
+    <w:bookmarkEnd w:id="75"/>
+    <w:bookmarkStart w:id="78" w:name="conclusão"/>
     <w:p>
       <w:pPr>
         <w:pStyle w:val="Heading1"/>
@@ -17716,7 +19090,7 @@
         </w:pict>
       </w:r>
     </w:p>
-    <w:bookmarkStart w:id="75" w:name="viabilidade-do-projeto"/>
+    <w:bookmarkStart w:id="76" w:name="viabilidade-do-projeto"/>
     <w:p>
       <w:pPr>
         <w:pStyle w:val="Heading2"/>
@@ -17966,8 +19340,8 @@
         <w:t xml:space="preserve">preserva um VAL de €1,64 M. A variável crítica é o CAPEX, o que justifica a reserva de contingência e os mecanismos de controlo de execução previstos.</w:t>
       </w:r>
     </w:p>
-    <w:bookmarkEnd w:id="75"/>
-    <w:bookmarkStart w:id="76" w:name="X0b5fd285d01023c593f98ac1d82bb114e9c4d34"/>
+    <w:bookmarkEnd w:id="76"/>
+    <w:bookmarkStart w:id="77" w:name="X0b5fd285d01023c593f98ac1d82bb114e9c4d34"/>
     <w:p>
       <w:pPr>
         <w:pStyle w:val="Heading2"/>
@@ -18084,9 +19458,9 @@
         <w:t xml:space="preserve">após o investimento é externa e não financeira: a exposição tarifária e cambial ao mercado norte-americano (~60% das vendas em USD), assinalada pela administração como risco material em aberto. É precisamente esta vulnerabilidade que o Hub ajuda a mitigar, ao viabilizar a estratégia de diversificação geográfica (desenvolvimento de mercado) com prazos de entrega competitivos nos mercados europeus e asiáticos.</w:t>
       </w:r>
     </w:p>
-    <w:bookmarkEnd w:id="76"/>
     <w:bookmarkEnd w:id="77"/>
-    <w:bookmarkStart w:id="79" w:name="plano-de-contingência"/>
+    <w:bookmarkEnd w:id="78"/>
+    <w:bookmarkStart w:id="80" w:name="plano-de-contingência"/>
     <w:p>
       <w:pPr>
         <w:pStyle w:val="Heading1"/>
@@ -18699,7 +20073,7 @@
         </w:pict>
       </w:r>
     </w:p>
-    <w:bookmarkStart w:id="78" w:name="procedimentos-de-revisão-do-plano"/>
+    <w:bookmarkStart w:id="79" w:name="procedimentos-de-revisão-do-plano"/>
     <w:p>
       <w:pPr>
         <w:pStyle w:val="Heading2"/>
@@ -18732,9 +20106,9 @@
         <w:t xml:space="preserve">pela Direção Financeira, em articulação com a Direção de Operações, no âmbito do ciclo de controlo de gestão (Cap. 4.3). A revisão atualiza os gatilhos de ativação face aos valores realizados, reavalia a adequação das reservas e reporta ao Conselho de Administração. Uma revisão extraordinária é desencadeada sempre que qualquer gatilho seja ativado ou ocorra um evento externo material (p. ex., anúncio de novas tarifas).</w:t>
       </w:r>
     </w:p>
-    <w:bookmarkEnd w:id="78"/>
     <w:bookmarkEnd w:id="79"/>
-    <w:bookmarkStart w:id="80" w:name="referências-bibliográficas"/>
+    <w:bookmarkEnd w:id="80"/>
+    <w:bookmarkStart w:id="81" w:name="referências-bibliográficas"/>
     <w:p>
       <w:pPr>
         <w:pStyle w:val="Heading1"/>
@@ -19061,8 +20435,8 @@
         <w:t xml:space="preserve">. Agência para o Desenvolvimento e Coesão.</w:t>
       </w:r>
     </w:p>
-    <w:bookmarkEnd w:id="80"/>
-    <w:bookmarkStart w:id="86" w:name="anexos"/>
+    <w:bookmarkEnd w:id="81"/>
+    <w:bookmarkStart w:id="87" w:name="anexos"/>
     <w:p>
       <w:pPr>
         <w:pStyle w:val="Heading1"/>
@@ -19078,7 +20452,7 @@
         </w:pict>
       </w:r>
     </w:p>
-    <w:bookmarkStart w:id="81" w:name="anexo-i-mapas-de-pressupostos-detalhados"/>
+    <w:bookmarkStart w:id="82" w:name="anexo-i-mapas-de-pressupostos-detalhados"/>
     <w:p>
       <w:pPr>
         <w:pStyle w:val="Heading2"/>
@@ -20487,8 +21861,8 @@
         </w:pict>
       </w:r>
     </w:p>
-    <w:bookmarkEnd w:id="81"/>
-    <w:bookmarkStart w:id="82" w:name="Xcbca41863163341cda2d01b7f5cfa5d923a4dad"/>
+    <w:bookmarkEnd w:id="82"/>
+    <w:bookmarkStart w:id="83" w:name="Xcbca41863163341cda2d01b7f5cfa5d923a4dad"/>
     <w:p>
       <w:pPr>
         <w:pStyle w:val="Heading2"/>
@@ -20540,8 +21914,8 @@
         </w:pict>
       </w:r>
     </w:p>
-    <w:bookmarkEnd w:id="82"/>
-    <w:bookmarkStart w:id="83" w:name="X8d86f6d38c86a3328ae699b445d19f6ac3ad176"/>
+    <w:bookmarkEnd w:id="83"/>
+    <w:bookmarkStart w:id="84" w:name="X8d86f6d38c86a3328ae699b445d19f6ac3ad176"/>
     <w:p>
       <w:pPr>
         <w:pStyle w:val="Heading2"/>
@@ -21522,8 +22896,8 @@
         </w:pict>
       </w:r>
     </w:p>
-    <w:bookmarkEnd w:id="83"/>
-    <w:bookmarkStart w:id="84" w:name="X9f999de684c4b0fb5299c15cab9463d30eca7d8"/>
+    <w:bookmarkEnd w:id="84"/>
+    <w:bookmarkStart w:id="85" w:name="X9f999de684c4b0fb5299c15cab9463d30eca7d8"/>
     <w:p>
       <w:pPr>
         <w:pStyle w:val="Heading2"/>
@@ -22317,8 +23691,8 @@
         </w:pict>
       </w:r>
     </w:p>
-    <w:bookmarkEnd w:id="84"/>
-    <w:bookmarkStart w:id="85" w:name="X70e029234a08cca7fd5290f008b00ecf5b75209"/>
+    <w:bookmarkEnd w:id="85"/>
+    <w:bookmarkStart w:id="86" w:name="X70e029234a08cca7fd5290f008b00ecf5b75209"/>
     <w:p>
       <w:pPr>
         <w:pStyle w:val="Heading2"/>
@@ -22415,8 +23789,8 @@
         <w:t xml:space="preserve">(sistemas VLM/AMR, WMS/MES, construção e energia) são anexados em documento próprio.</w:t>
       </w:r>
     </w:p>
-    <w:bookmarkEnd w:id="85"/>
     <w:bookmarkEnd w:id="86"/>
+    <w:bookmarkEnd w:id="87"/>
     <w:sectPr>
       <w:footnotePr>
         <w:numRestart w:val="eachSect"/>
